--- a/reports/ksp/grade10/grade10-week11-ksp.docx
+++ b/reports/ksp/grade10/grade10-week11-ksp.docx
@@ -249,7 +249,7 @@
           </w:tcPr>
           <w:p>
             <w:r>
-              <w:t>Programming</w:t>
+              <w:t>Reading Data From Files, Sorting Algorithms</w:t>
             </w:r>
           </w:p>
         </w:tc>
@@ -288,7 +288,7 @@
           </w:tcPr>
           <w:p>
             <w:r>
-              <w:t>Explain the core concepts of Programming using correct terminology. Identify key components, roles, or stages related to Programming. Analyze a real-world example where Programming is applied. Compare two representations or approaches within Programming. Apply Programming concepts to a short practical task or scenario.</w:t>
+              <w:t>Explain the core concepts of Reading Data From Files, Sorting Algorithms using correct terminology. Identify key components, roles, or stages related to Reading Data From Files, Sorting Algorithms. Analyze a real-world example where Reading Data From Files, Sorting Algorithms is applied. Compare two representations or approaches within Reading Data From Files, Sorting Algorithms. Apply Reading Data From Files, Sorting Algorithms concepts to a short practical task or scenario.</w:t>
             </w:r>
           </w:p>
         </w:tc>
@@ -327,7 +327,7 @@
           </w:tcPr>
           <w:p>
             <w:r>
-              <w:t>Students will be able to: Explain the core concepts of Programming using correct terminology. Identify key components, roles, or stages related to Programming. Analyze a real-world example where Programming is applied. Compare two representations or approaches within Programming. Apply Programming concepts to a short practical task or scenario.</w:t>
+              <w:t>Students will be able to: Explain the core concepts of Reading Data From Files, Sorting Algorithms using correct terminology. Identify key components, roles, or stages related to Reading Data From Files, Sorting Algorithms. Analyze a real-world example where Reading Data From Files, Sorting Algorithms is applied. Compare two representations or approaches within Reading Data From Files, Sorting Algorithms. Apply Reading Data From Files, Sorting Algorithms concepts to a short practical task or scenario.</w:t>
             </w:r>
           </w:p>
         </w:tc>
@@ -366,7 +366,7 @@
           </w:tcPr>
           <w:p>
             <w:r>
-              <w:t>Uses technical vocabulary accurately in explanations. Identifies correct components or stages of Programming. Provides a valid real-world example and justification. Completes the practice task with clear reasoning.</w:t>
+              <w:t>Uses technical vocabulary accurately in explanations. Identifies correct components or stages of Reading Data From Files, Sorting Algorithms. Provides a valid real-world example and justification. Completes the practice task with clear reasoning.</w:t>
             </w:r>
           </w:p>
         </w:tc>
@@ -531,7 +531,7 @@
           </w:tcPr>
           <w:p>
             <w:r>
-              <w:t>Organizational stage (5 min): Starter: Present a short real-world case related to Programming (news, product, or school system). Ask guiding questions to activate prior knowledge. Teacher: Define Programming and outline the lesson goals. Students: Share what they already know or have used.</w:t>
+              <w:t>Organizational stage (5 min): Starter: Present a short real-world case related to Reading Data From Files, Sorting Algorithms (news, product, or school system). Ask guiding questions to activate prior knowledge. Teacher: Define Reading Data From Files, Sorting Algorithms and outline the lesson goals. Students: Share what they already know or have used.</w:t>
             </w:r>
           </w:p>
         </w:tc>
@@ -628,7 +628,7 @@
           </w:tcPr>
           <w:p>
             <w:r>
-              <w:t>New material (30 min): Explain the main concepts and components of Programming with a clear diagram. Show a real-world example and map it to the concepts. Discuss advantages, limitations, or common issues. Teacher: Model a simple analysis or walkthrough. Students: Take notes and answer quick concept checks. Case task: Students analyze a short scenario and identify how Programming is used. Small group: Build a mini summary (3-4 bullet points) of key ideas. Teacher: Provide feedback and clarify misconceptions.</w:t>
+              <w:t>New material (30 min): Explain the main concepts and components of Reading Data From Files, Sorting Algorithms with a clear diagram. Show a real-world example and map it to the concepts. Discuss advantages, limitations, or common issues. Teacher: Model a simple analysis or walkthrough. Students: Take notes and answer quick concept checks. Case task: Students analyze a short scenario and identify how Reading Data From Files, Sorting Algorithms is used. Small group: Build a mini summary (3-4 bullet points) of key ideas. Teacher: Provide feedback and clarify misconceptions.</w:t>
             </w:r>
           </w:p>
         </w:tc>
@@ -752,7 +752,7 @@
           </w:tcPr>
           <w:p>
             <w:r>
-              <w:t>Reflection (10 min): Which concept was most challenging for students? Which example worked best to explain Programming? What should be improved for the next lesson?</w:t>
+              <w:t>Reflection (10 min): Which concept was most challenging for students? Which example worked best to explain Reading Data From Files, Sorting Algorithms? What should be improved for the next lesson?</w:t>
             </w:r>
           </w:p>
         </w:tc>
@@ -768,7 +768,7 @@
           </w:tcPr>
           <w:p>
             <w:r>
-              <w:t>Find a real-world case where Programming is used and write a 150-200 word summary. Create a one-page study sheet with definitions, components, and one diagram of Programming.</w:t>
+              <w:t>Find a real-world case where Reading Data From Files, Sorting Algorithms is used and write a 150-200 word summary. Create a one-page study sheet with definitions, components, and one diagram of Reading Data From Files, Sorting Algorithms.</w:t>
             </w:r>
           </w:p>
         </w:tc>
